--- a/rus/docx/49.content.docx
+++ b/rus/docx/49.content.docx
@@ -19,7 +19,7 @@
         <w:rPr>
           <w:lang w:val="ru_RU" w:bidi="ru_RU"/>
         </w:rPr>
-        <w:t>Resource: Заметки к учебнику - Вступления к книгам (Тиндейл)</w:t>
+        <w:t>Resource: Tyndale Open Study Notes</w:t>
       </w:r>
       <w:r>
         <w:rPr>
@@ -112,7 +112,7 @@
         <w:rPr>
           <w:lang w:val="ru_RU" w:bidi="ru_RU"/>
         </w:rPr>
-        <w:t>Заметки к учебнику - Вступления к книгам (Тиндейл)</w:t>
+        <w:t>Tyndale Open Study Notes</w:t>
       </w:r>
     </w:p>
     <w:p>

--- a/rus/docx/49.content.docx
+++ b/rus/docx/49.content.docx
@@ -19,7 +19,7 @@
         <w:rPr>
           <w:lang w:val="ru_RU" w:bidi="ru_RU"/>
         </w:rPr>
-        <w:t>Resource: Tyndale Open Study Notes</w:t>
+        <w:t>Resource: Aquifer Open Study Notes (Book Intros)</w:t>
       </w:r>
       <w:r>
         <w:rPr>
@@ -112,7 +112,7 @@
         <w:rPr>
           <w:lang w:val="ru_RU" w:bidi="ru_RU"/>
         </w:rPr>
-        <w:t>Tyndale Open Study Notes</w:t>
+        <w:t>Aquifer Open Study Notes (Book Intros)</w:t>
       </w:r>
     </w:p>
     <w:p>

--- a/rus/docx/49.content.docx
+++ b/rus/docx/49.content.docx
@@ -272,108 +272,72 @@
         </w:rPr>
         <w:t xml:space="preserve">После первого краткого визита (см. </w:t>
       </w:r>
-      <w:hyperlink r:id="rId13">
-        <w:r>
-          <w:rPr>
-            <w:lang w:val="ru_RU" w:bidi="ru_RU"/>
-          </w:rPr>
-          <w:rPr>
-            <w:color w:val="0000EE"/>
-            <w:u w:val="single"/>
-          </w:rPr>
-          <w:t>Деян.18:19–21</w:t>
-        </w:r>
-      </w:hyperlink>
+      <w:r>
+        <w:rPr>
+          <w:lang w:val="ru_RU" w:bidi="ru_RU"/>
+        </w:rPr>
+        <w:t>Деян.18:19–21</w:t>
+      </w:r>
       <w:r>
         <w:rPr>
           <w:lang w:val="ru_RU" w:bidi="ru_RU"/>
         </w:rPr>
         <w:t xml:space="preserve">), Павел вернулся, чтобы провести в этом большом процветающем городе от двух до трёх лет (см. </w:t>
       </w:r>
-      <w:hyperlink r:id="rId14">
-        <w:r>
-          <w:rPr>
-            <w:lang w:val="ru_RU" w:bidi="ru_RU"/>
-          </w:rPr>
-          <w:rPr>
-            <w:color w:val="0000EE"/>
-            <w:u w:val="single"/>
-          </w:rPr>
-          <w:t>Деян.19:1–20:1</w:t>
-        </w:r>
-      </w:hyperlink>
+      <w:r>
+        <w:rPr>
+          <w:lang w:val="ru_RU" w:bidi="ru_RU"/>
+        </w:rPr>
+        <w:t>Деян.19:1–20:1</w:t>
+      </w:r>
       <w:r>
         <w:rPr>
           <w:lang w:val="ru_RU" w:bidi="ru_RU"/>
         </w:rPr>
         <w:t xml:space="preserve">). Это было трудное время для него. Он столкнулся с большим сопротивлением и подвергся многим нападкам (см. </w:t>
       </w:r>
-      <w:hyperlink r:id="rId15">
-        <w:r>
-          <w:rPr>
-            <w:lang w:val="ru_RU" w:bidi="ru_RU"/>
-          </w:rPr>
-          <w:rPr>
-            <w:color w:val="0000EE"/>
-            <w:u w:val="single"/>
-          </w:rPr>
-          <w:t>Деян.19:21–41</w:t>
-        </w:r>
-      </w:hyperlink>
+      <w:r>
+        <w:rPr>
+          <w:lang w:val="ru_RU" w:bidi="ru_RU"/>
+        </w:rPr>
+        <w:t>Деян.19:21–41</w:t>
+      </w:r>
       <w:r>
         <w:rPr>
           <w:lang w:val="ru_RU" w:bidi="ru_RU"/>
         </w:rPr>
         <w:t xml:space="preserve">; </w:t>
       </w:r>
-      <w:hyperlink r:id="rId16">
-        <w:r>
-          <w:rPr>
-            <w:lang w:val="ru_RU" w:bidi="ru_RU"/>
-          </w:rPr>
-          <w:rPr>
-            <w:color w:val="0000EE"/>
-            <w:u w:val="single"/>
-          </w:rPr>
-          <w:t>1Кор.15:32</w:t>
-        </w:r>
-      </w:hyperlink>
+      <w:r>
+        <w:rPr>
+          <w:lang w:val="ru_RU" w:bidi="ru_RU"/>
+        </w:rPr>
+        <w:t>1Кор.15:32</w:t>
+      </w:r>
       <w:r>
         <w:rPr>
           <w:lang w:val="ru_RU" w:bidi="ru_RU"/>
         </w:rPr>
         <w:t xml:space="preserve">; </w:t>
       </w:r>
-      <w:hyperlink r:id="rId17">
-        <w:r>
-          <w:rPr>
-            <w:lang w:val="ru_RU" w:bidi="ru_RU"/>
-          </w:rPr>
-          <w:rPr>
-            <w:color w:val="0000EE"/>
-            <w:u w:val="single"/>
-          </w:rPr>
-          <w:t>2Кор.1:8–9</w:t>
-        </w:r>
-      </w:hyperlink>
+      <w:r>
+        <w:rPr>
+          <w:lang w:val="ru_RU" w:bidi="ru_RU"/>
+        </w:rPr>
+        <w:t>2Кор.1:8–9</w:t>
+      </w:r>
       <w:r>
         <w:rPr>
           <w:lang w:val="ru_RU" w:bidi="ru_RU"/>
         </w:rPr>
         <w:t xml:space="preserve">; </w:t>
       </w:r>
-      <w:hyperlink r:id="rId18">
-        <w:r>
-          <w:rPr>
-            <w:lang w:val="ru_RU" w:bidi="ru_RU"/>
-          </w:rPr>
-          <w:rPr>
-            <w:color w:val="0000EE"/>
-            <w:u w:val="single"/>
-          </w:rPr>
-          <w:t>11:23–27</w:t>
-        </w:r>
-      </w:hyperlink>
+      <w:r>
+        <w:rPr>
+          <w:lang w:val="ru_RU" w:bidi="ru_RU"/>
+        </w:rPr>
+        <w:t>11:23–27</w:t>
+      </w:r>
       <w:r>
         <w:rPr>
           <w:lang w:val="ru_RU" w:bidi="ru_RU"/>
@@ -433,36 +397,24 @@
         </w:rPr>
         <w:t>С сердцем, полным хвалы за всё, что сделал Бог, Павел прекрасно излагает Благую Весть о спасительной благодати Бога в Иисусе Христе, подчёркивая, что она предназначена как для язычников, так и для иудеев (</w:t>
       </w:r>
-      <w:hyperlink r:id="rId19">
-        <w:r>
-          <w:rPr>
-            <w:lang w:val="ru_RU" w:bidi="ru_RU"/>
-          </w:rPr>
-          <w:rPr>
-            <w:color w:val="0000EE"/>
-            <w:u w:val="single"/>
-          </w:rPr>
-          <w:t>гл. 1–3</w:t>
-        </w:r>
-      </w:hyperlink>
+      <w:r>
+        <w:rPr>
+          <w:lang w:val="ru_RU" w:bidi="ru_RU"/>
+        </w:rPr>
+        <w:t>гл. 1–3</w:t>
+      </w:r>
       <w:r>
         <w:rPr>
           <w:lang w:val="ru_RU" w:bidi="ru_RU"/>
         </w:rPr>
         <w:t>). Он также даёт практические наставления о том, как верующие должны жить в ответ на эту благодать. Они должны отвернуться от своей прежней жизни и стать по-настоящему праведными, уподобившись Христу (</w:t>
       </w:r>
-      <w:hyperlink r:id="rId20">
-        <w:r>
-          <w:rPr>
-            <w:lang w:val="ru_RU" w:bidi="ru_RU"/>
-          </w:rPr>
-          <w:rPr>
-            <w:color w:val="0000EE"/>
-            <w:u w:val="single"/>
-          </w:rPr>
-          <w:t>гл. 4–6</w:t>
-        </w:r>
-      </w:hyperlink>
+      <w:r>
+        <w:rPr>
+          <w:lang w:val="ru_RU" w:bidi="ru_RU"/>
+        </w:rPr>
+        <w:t>гл. 4–6</w:t>
+      </w:r>
       <w:r>
         <w:rPr>
           <w:lang w:val="ru_RU" w:bidi="ru_RU"/>
@@ -483,90 +435,60 @@
         </w:rPr>
         <w:t>После краткого введения (</w:t>
       </w:r>
-      <w:hyperlink r:id="rId21">
-        <w:r>
-          <w:rPr>
-            <w:lang w:val="ru_RU" w:bidi="ru_RU"/>
-          </w:rPr>
-          <w:rPr>
-            <w:color w:val="0000EE"/>
-            <w:u w:val="single"/>
-          </w:rPr>
-          <w:t>1:1–2</w:t>
-        </w:r>
-      </w:hyperlink>
+      <w:r>
+        <w:rPr>
+          <w:lang w:val="ru_RU" w:bidi="ru_RU"/>
+        </w:rPr>
+        <w:t>1:1–2</w:t>
+      </w:r>
       <w:r>
         <w:rPr>
           <w:lang w:val="ru_RU" w:bidi="ru_RU"/>
         </w:rPr>
         <w:t>) Павел восхваляет Бога за удивительную благодать, которую верующие получили во Христе (</w:t>
       </w:r>
-      <w:hyperlink r:id="rId22">
-        <w:r>
-          <w:rPr>
-            <w:lang w:val="ru_RU" w:bidi="ru_RU"/>
-          </w:rPr>
-          <w:rPr>
-            <w:color w:val="0000EE"/>
-            <w:u w:val="single"/>
-          </w:rPr>
-          <w:t>1:3–14</w:t>
-        </w:r>
-      </w:hyperlink>
+      <w:r>
+        <w:rPr>
+          <w:lang w:val="ru_RU" w:bidi="ru_RU"/>
+        </w:rPr>
+        <w:t>1:3–14</w:t>
+      </w:r>
       <w:r>
         <w:rPr>
           <w:lang w:val="ru_RU" w:bidi="ru_RU"/>
         </w:rPr>
         <w:t>). В своей суверенной любви Бог избрал их, простил, привёл в Свою семью, сделал Своими детьми и обещал им вечные благословения. Даруя им Свой Дух, Он отметил их как Своих, чтобы они могли вечно восхвалять Его благодать. Затем Павел молится о том, чтобы Бог дал им духовное понимание, чтобы они могли постичь всю глубину всего, что Он сделал для них (</w:t>
       </w:r>
-      <w:hyperlink r:id="rId23">
-        <w:r>
-          <w:rPr>
-            <w:lang w:val="ru_RU" w:bidi="ru_RU"/>
-          </w:rPr>
-          <w:rPr>
-            <w:color w:val="0000EE"/>
-            <w:u w:val="single"/>
-          </w:rPr>
-          <w:t>1:15–23</w:t>
-        </w:r>
-      </w:hyperlink>
+      <w:r>
+        <w:rPr>
+          <w:lang w:val="ru_RU" w:bidi="ru_RU"/>
+        </w:rPr>
+        <w:t>1:15–23</w:t>
+      </w:r>
       <w:r>
         <w:rPr>
           <w:lang w:val="ru_RU" w:bidi="ru_RU"/>
         </w:rPr>
         <w:t>). Хоть они однозначно и заслуживали Божьего гнева, они были спасены благодатью Бога. Не своими делами, а исключительно через соединение со Христом (</w:t>
       </w:r>
-      <w:hyperlink r:id="rId24">
-        <w:r>
-          <w:rPr>
-            <w:lang w:val="ru_RU" w:bidi="ru_RU"/>
-          </w:rPr>
-          <w:rPr>
-            <w:color w:val="0000EE"/>
-            <w:u w:val="single"/>
-          </w:rPr>
-          <w:t>2:1–10</w:t>
-        </w:r>
-      </w:hyperlink>
+      <w:r>
+        <w:rPr>
+          <w:lang w:val="ru_RU" w:bidi="ru_RU"/>
+        </w:rPr>
+        <w:t>2:1–10</w:t>
+      </w:r>
       <w:r>
         <w:rPr>
           <w:lang w:val="ru_RU" w:bidi="ru_RU"/>
         </w:rPr>
         <w:t>). Как язычники, они были полностью отчуждены от Бога и Его благословений, но по милости Бога, через примирительную работу Христа, они теперь стали членами Божьей семьи, полностью равными христианам из числа иудеев. Они больше не являются чужаками (</w:t>
       </w:r>
-      <w:hyperlink r:id="rId25">
-        <w:r>
-          <w:rPr>
-            <w:lang w:val="ru_RU" w:bidi="ru_RU"/>
-          </w:rPr>
-          <w:rPr>
-            <w:color w:val="0000EE"/>
-            <w:u w:val="single"/>
-          </w:rPr>
-          <w:t>2:11–22</w:t>
-        </w:r>
-      </w:hyperlink>
+      <w:r>
+        <w:rPr>
+          <w:lang w:val="ru_RU" w:bidi="ru_RU"/>
+        </w:rPr>
+        <w:t>2:11–22</w:t>
+      </w:r>
       <w:r>
         <w:rPr>
           <w:lang w:val="ru_RU" w:bidi="ru_RU"/>
@@ -587,36 +509,24 @@
         </w:rPr>
         <w:t>Именно Павлу Бог поручил принести им эту замечательную Благую Весть (</w:t>
       </w:r>
-      <w:hyperlink r:id="rId26">
-        <w:r>
-          <w:rPr>
-            <w:lang w:val="ru_RU" w:bidi="ru_RU"/>
-          </w:rPr>
-          <w:rPr>
-            <w:color w:val="0000EE"/>
-            <w:u w:val="single"/>
-          </w:rPr>
-          <w:t>3:1–13</w:t>
-        </w:r>
-      </w:hyperlink>
+      <w:r>
+        <w:rPr>
+          <w:lang w:val="ru_RU" w:bidi="ru_RU"/>
+        </w:rPr>
+        <w:t>3:1–13</w:t>
+      </w:r>
       <w:r>
         <w:rPr>
           <w:lang w:val="ru_RU" w:bidi="ru_RU"/>
         </w:rPr>
         <w:t>). Его вторая молитва за них (</w:t>
       </w:r>
-      <w:hyperlink r:id="rId27">
-        <w:r>
-          <w:rPr>
-            <w:lang w:val="ru_RU" w:bidi="ru_RU"/>
-          </w:rPr>
-          <w:rPr>
-            <w:color w:val="0000EE"/>
-            <w:u w:val="single"/>
-          </w:rPr>
-          <w:t>3:14–21</w:t>
-        </w:r>
-      </w:hyperlink>
+      <w:r>
+        <w:rPr>
+          <w:lang w:val="ru_RU" w:bidi="ru_RU"/>
+        </w:rPr>
+        <w:t>3:14–21</w:t>
+      </w:r>
       <w:r>
         <w:rPr>
           <w:lang w:val="ru_RU" w:bidi="ru_RU"/>
@@ -637,36 +547,24 @@
         </w:rPr>
         <w:t>В ответ они должны жить жизнью, полной смирения, благодати и любви, т.е. жизнью, достойной их призвания, используя свои Богом данные дары для созидания Тела Христова (</w:t>
       </w:r>
-      <w:hyperlink r:id="rId28">
-        <w:r>
-          <w:rPr>
-            <w:lang w:val="ru_RU" w:bidi="ru_RU"/>
-          </w:rPr>
-          <w:rPr>
-            <w:color w:val="0000EE"/>
-            <w:u w:val="single"/>
-          </w:rPr>
-          <w:t>4:1–16</w:t>
-        </w:r>
-      </w:hyperlink>
+      <w:r>
+        <w:rPr>
+          <w:lang w:val="ru_RU" w:bidi="ru_RU"/>
+        </w:rPr>
+        <w:t>4:1–16</w:t>
+      </w:r>
       <w:r>
         <w:rPr>
           <w:lang w:val="ru_RU" w:bidi="ru_RU"/>
         </w:rPr>
         <w:t>). Они должны отвернуться от тьмы своих прежних греховных путей и жить как дети света, наполненные добротой и любовью в Святом Духе, и, следуя примеру Христа, их жизнь должна угождать Богу во всём (</w:t>
       </w:r>
-      <w:hyperlink r:id="rId29">
-        <w:r>
-          <w:rPr>
-            <w:lang w:val="ru_RU" w:bidi="ru_RU"/>
-          </w:rPr>
-          <w:rPr>
-            <w:color w:val="0000EE"/>
-            <w:u w:val="single"/>
-          </w:rPr>
-          <w:t>4:17–5:20</w:t>
-        </w:r>
-      </w:hyperlink>
+      <w:r>
+        <w:rPr>
+          <w:lang w:val="ru_RU" w:bidi="ru_RU"/>
+        </w:rPr>
+        <w:t>4:17–5:20</w:t>
+      </w:r>
       <w:r>
         <w:rPr>
           <w:lang w:val="ru_RU" w:bidi="ru_RU"/>
@@ -687,54 +585,36 @@
         </w:rPr>
         <w:t>Все их отношения — между мужьями и жёнами, родителями и детьми, господами и рабами — должны характеризоваться уважением и любовью, так как они живут для Христа (</w:t>
       </w:r>
-      <w:hyperlink r:id="rId30">
-        <w:r>
-          <w:rPr>
-            <w:lang w:val="ru_RU" w:bidi="ru_RU"/>
-          </w:rPr>
-          <w:rPr>
-            <w:color w:val="0000EE"/>
-            <w:u w:val="single"/>
-          </w:rPr>
-          <w:t>5:21–6:9</w:t>
-        </w:r>
-      </w:hyperlink>
+      <w:r>
+        <w:rPr>
+          <w:lang w:val="ru_RU" w:bidi="ru_RU"/>
+        </w:rPr>
+        <w:t>5:21–6:9</w:t>
+      </w:r>
       <w:r>
         <w:rPr>
           <w:lang w:val="ru_RU" w:bidi="ru_RU"/>
         </w:rPr>
         <w:t>). Наконец, им рекомендуется облачиться в Божью броню, чтобы защитить себя от дьявола (</w:t>
       </w:r>
-      <w:hyperlink r:id="rId31">
-        <w:r>
-          <w:rPr>
-            <w:lang w:val="ru_RU" w:bidi="ru_RU"/>
-          </w:rPr>
-          <w:rPr>
-            <w:color w:val="0000EE"/>
-            <w:u w:val="single"/>
-          </w:rPr>
-          <w:t>6:10–20</w:t>
-        </w:r>
-      </w:hyperlink>
+      <w:r>
+        <w:rPr>
+          <w:lang w:val="ru_RU" w:bidi="ru_RU"/>
+        </w:rPr>
+        <w:t>6:10–20</w:t>
+      </w:r>
       <w:r>
         <w:rPr>
           <w:lang w:val="ru_RU" w:bidi="ru_RU"/>
         </w:rPr>
         <w:t>). Павел завершает послание личными словами и благословением (</w:t>
       </w:r>
-      <w:hyperlink r:id="rId32">
-        <w:r>
-          <w:rPr>
-            <w:lang w:val="ru_RU" w:bidi="ru_RU"/>
-          </w:rPr>
-          <w:rPr>
-            <w:color w:val="0000EE"/>
-            <w:u w:val="single"/>
-          </w:rPr>
-          <w:t>6:21–24</w:t>
-        </w:r>
-      </w:hyperlink>
+      <w:r>
+        <w:rPr>
+          <w:lang w:val="ru_RU" w:bidi="ru_RU"/>
+        </w:rPr>
+        <w:t>6:21–24</w:t>
+      </w:r>
       <w:r>
         <w:rPr>
           <w:lang w:val="ru_RU" w:bidi="ru_RU"/>
@@ -780,36 +660,24 @@
         </w:rPr>
         <w:t xml:space="preserve">Тем не менее, послание вовсе не противоречит мыслям и стилю Павла. Предполагаемые расхождения с неоспоримыми посланиями Павла можно объяснить, принимая во внимание: (1) вариации в его собственном словарном запасе и стиле; (2) различное содержание этого письма (напр., </w:t>
       </w:r>
-      <w:hyperlink r:id="rId19">
-        <w:r>
-          <w:rPr>
-            <w:lang w:val="ru_RU" w:bidi="ru_RU"/>
-          </w:rPr>
-          <w:rPr>
-            <w:color w:val="0000EE"/>
-            <w:u w:val="single"/>
-          </w:rPr>
-          <w:t>Еф.1–3</w:t>
-        </w:r>
-      </w:hyperlink>
+      <w:r>
+        <w:rPr>
+          <w:lang w:val="ru_RU" w:bidi="ru_RU"/>
+        </w:rPr>
+        <w:t>Еф.1–3</w:t>
+      </w:r>
       <w:r>
         <w:rPr>
           <w:lang w:val="ru_RU" w:bidi="ru_RU"/>
         </w:rPr>
         <w:t xml:space="preserve"> содержат обширные разделы благословений, хвалы и молитв); (3) изменения в мышлении самого Павла; (4) использование Павлом секретарей (см. </w:t>
       </w:r>
-      <w:hyperlink r:id="rId33">
-        <w:r>
-          <w:rPr>
-            <w:lang w:val="ru_RU" w:bidi="ru_RU"/>
-          </w:rPr>
-          <w:rPr>
-            <w:color w:val="0000EE"/>
-            <w:u w:val="single"/>
-          </w:rPr>
-          <w:t>Рим.16:22</w:t>
-        </w:r>
-      </w:hyperlink>
+      <w:r>
+        <w:rPr>
+          <w:lang w:val="ru_RU" w:bidi="ru_RU"/>
+        </w:rPr>
+        <w:t>Рим.16:22</w:t>
+      </w:r>
       <w:r>
         <w:rPr>
           <w:lang w:val="ru_RU" w:bidi="ru_RU"/>
@@ -841,54 +709,36 @@
         </w:rPr>
         <w:t>Хотя традиционно считается, что это послание было адресовано церкви в Ефесе, возможно, оно предназначалось как общее послание для распространения среди нескольких церквей в римской провинции Асия. Это мнение основано на (1) отсутствии вводных слов «в Ефесе» (</w:t>
       </w:r>
-      <w:hyperlink r:id="rId34">
-        <w:r>
-          <w:rPr>
-            <w:lang w:val="ru_RU" w:bidi="ru_RU"/>
-          </w:rPr>
-          <w:rPr>
-            <w:color w:val="0000EE"/>
-            <w:u w:val="single"/>
-          </w:rPr>
-          <w:t>Еф.1:1</w:t>
-        </w:r>
-      </w:hyperlink>
+      <w:r>
+        <w:rPr>
+          <w:lang w:val="ru_RU" w:bidi="ru_RU"/>
+        </w:rPr>
+        <w:t>Еф.1:1</w:t>
+      </w:r>
       <w:r>
         <w:rPr>
           <w:lang w:val="ru_RU" w:bidi="ru_RU"/>
         </w:rPr>
         <w:t xml:space="preserve">) во многих ранних рукописях и (2) отсутствии личных приветствий или упоминаний в Послании к Ефесянам — что является удивительным, если письмо было предназначено для церкви в Ефесе, учитывая длительное пребывание Павла в городе и его личное знакомство с церковью там (см. </w:t>
       </w:r>
-      <w:hyperlink r:id="rId35">
-        <w:r>
-          <w:rPr>
-            <w:lang w:val="ru_RU" w:bidi="ru_RU"/>
-          </w:rPr>
-          <w:rPr>
-            <w:color w:val="0000EE"/>
-            <w:u w:val="single"/>
-          </w:rPr>
-          <w:t>Деян.19:10</w:t>
-        </w:r>
-      </w:hyperlink>
+      <w:r>
+        <w:rPr>
+          <w:lang w:val="ru_RU" w:bidi="ru_RU"/>
+        </w:rPr>
+        <w:t>Деян.19:10</w:t>
+      </w:r>
       <w:r>
         <w:rPr>
           <w:lang w:val="ru_RU" w:bidi="ru_RU"/>
         </w:rPr>
         <w:t xml:space="preserve">; </w:t>
       </w:r>
-      <w:hyperlink r:id="rId36">
-        <w:r>
-          <w:rPr>
-            <w:lang w:val="ru_RU" w:bidi="ru_RU"/>
-          </w:rPr>
-          <w:rPr>
-            <w:color w:val="0000EE"/>
-            <w:u w:val="single"/>
-          </w:rPr>
-          <w:t>20:31</w:t>
-        </w:r>
-      </w:hyperlink>
+      <w:r>
+        <w:rPr>
+          <w:lang w:val="ru_RU" w:bidi="ru_RU"/>
+        </w:rPr>
+        <w:t>20:31</w:t>
+      </w:r>
       <w:r>
         <w:rPr>
           <w:lang w:val="ru_RU" w:bidi="ru_RU"/>
@@ -920,18 +770,12 @@
         </w:rPr>
         <w:t xml:space="preserve">Послание к Ефесянам является одним из тюремных посланий (вместе с Посланием к Филиппийцам, к Колоссянам и к Филимону). Традиционно считается, что оно было написано из Рима в 60–62 годы н.э. или незадолго до того, как Павел был казнён, примерно 64–65 года н.э. Это позволило бы отнести тюремные послания в число последних из того, чтобы было написано Павлом. Однако, возможно, их лучше понимать как написанные из тюрьмы в Ефесе. Во Втором Послании к Коринфянам, написанном вскоре после того, как Павел покинул Ефес, он упоминает о сильном противлении, с которым столкнулся в этом регионе, и о том, что много раз был в тюрьме (см. </w:t>
       </w:r>
-      <w:hyperlink r:id="rId18">
-        <w:r>
-          <w:rPr>
-            <w:lang w:val="ru_RU" w:bidi="ru_RU"/>
-          </w:rPr>
-          <w:rPr>
-            <w:color w:val="0000EE"/>
-            <w:u w:val="single"/>
-          </w:rPr>
-          <w:t>2Кор.11:23–27)</w:t>
-        </w:r>
-      </w:hyperlink>
+      <w:r>
+        <w:rPr>
+          <w:lang w:val="ru_RU" w:bidi="ru_RU"/>
+        </w:rPr>
+        <w:t>2Кор.11:23–27)</w:t>
+      </w:r>
       <w:r>
         <w:rPr>
           <w:lang w:val="ru_RU" w:bidi="ru_RU"/>
@@ -963,90 +807,60 @@
         </w:rPr>
         <w:t>Прославление Божьей благодати. Возможно, больше чем любая другая книга в Новом Завете, Послание к Ефесянам наполнено благодарностью за спасительную благодать, которую Бог явил тем, кто верит в Иисуса Христа. Исключительно по Божьей благодати верующие были избраны, прощены, призваны в Его семью, сделаны Его детьми. Им были обещаны Его вечные благословения, и они получили дар Его Святого Духа, чтобы запечатлеть их как принадлежащих Ему навсегда (</w:t>
       </w:r>
-      <w:hyperlink r:id="rId22">
-        <w:r>
-          <w:rPr>
-            <w:lang w:val="ru_RU" w:bidi="ru_RU"/>
-          </w:rPr>
-          <w:rPr>
-            <w:color w:val="0000EE"/>
-            <w:u w:val="single"/>
-          </w:rPr>
-          <w:t>Еф.1:3–14</w:t>
-        </w:r>
-      </w:hyperlink>
+      <w:r>
+        <w:rPr>
+          <w:lang w:val="ru_RU" w:bidi="ru_RU"/>
+        </w:rPr>
+        <w:t>Еф.1:3–14</w:t>
+      </w:r>
       <w:r>
         <w:rPr>
           <w:lang w:val="ru_RU" w:bidi="ru_RU"/>
         </w:rPr>
         <w:t>). Спасение никогда не может рассматриваться как что-то заслуженное. Это исключительно дар (</w:t>
       </w:r>
-      <w:hyperlink r:id="rId37">
-        <w:r>
-          <w:rPr>
-            <w:lang w:val="ru_RU" w:bidi="ru_RU"/>
-          </w:rPr>
-          <w:rPr>
-            <w:color w:val="0000EE"/>
-            <w:u w:val="single"/>
-          </w:rPr>
-          <w:t>Еф.2:8–9</w:t>
-        </w:r>
-      </w:hyperlink>
+      <w:r>
+        <w:rPr>
+          <w:lang w:val="ru_RU" w:bidi="ru_RU"/>
+        </w:rPr>
+        <w:t>Еф.2:8–9</w:t>
+      </w:r>
       <w:r>
         <w:rPr>
           <w:lang w:val="ru_RU" w:bidi="ru_RU"/>
         </w:rPr>
         <w:t>). В результате верующие знают, что они призваны вечно славить Бога за Его удивительную благодать (</w:t>
       </w:r>
-      <w:hyperlink r:id="rId38">
-        <w:r>
-          <w:rPr>
-            <w:lang w:val="ru_RU" w:bidi="ru_RU"/>
-          </w:rPr>
-          <w:rPr>
-            <w:color w:val="0000EE"/>
-            <w:u w:val="single"/>
-          </w:rPr>
-          <w:t>Еф.1:6</w:t>
-        </w:r>
-      </w:hyperlink>
+      <w:r>
+        <w:rPr>
+          <w:lang w:val="ru_RU" w:bidi="ru_RU"/>
+        </w:rPr>
+        <w:t>Еф.1:6</w:t>
+      </w:r>
       <w:r>
         <w:rPr>
           <w:lang w:val="ru_RU" w:bidi="ru_RU"/>
         </w:rPr>
         <w:t>,</w:t>
       </w:r>
-      <w:hyperlink r:id="rId39">
-        <w:r>
-          <w:rPr>
-            <w:lang w:val="ru_RU" w:bidi="ru_RU"/>
-          </w:rPr>
-          <w:rPr>
-            <w:color w:val="0000EE"/>
-            <w:u w:val="single"/>
-          </w:rPr>
-          <w:t>12</w:t>
-        </w:r>
-      </w:hyperlink>
+      <w:r>
+        <w:rPr>
+          <w:lang w:val="ru_RU" w:bidi="ru_RU"/>
+        </w:rPr>
+        <w:t>12</w:t>
+      </w:r>
       <w:r>
         <w:rPr>
           <w:lang w:val="ru_RU" w:bidi="ru_RU"/>
         </w:rPr>
         <w:t>,</w:t>
       </w:r>
-      <w:hyperlink r:id="rId40">
-        <w:r>
-          <w:rPr>
-            <w:lang w:val="ru_RU" w:bidi="ru_RU"/>
-          </w:rPr>
-          <w:rPr>
-            <w:color w:val="0000EE"/>
-            <w:u w:val="single"/>
-          </w:rPr>
-          <w:t>14</w:t>
-        </w:r>
-      </w:hyperlink>
+      <w:r>
+        <w:rPr>
+          <w:lang w:val="ru_RU" w:bidi="ru_RU"/>
+        </w:rPr>
+        <w:t>14</w:t>
+      </w:r>
       <w:r>
         <w:rPr>
           <w:lang w:val="ru_RU" w:bidi="ru_RU"/>
@@ -1067,90 +881,60 @@
         </w:rPr>
         <w:t xml:space="preserve">Люди заслуживают осуждение. Осознание благодати, пронизывающей первые три главы Послания к Ефесянам, контрастирует с акцентом, который сделал Павел на грехе и Божьем суде над ним. То, что верно для его читателей, верно для всех, поскольку все находятся под Божьим судом (см. </w:t>
       </w:r>
-      <w:hyperlink r:id="rId41">
-        <w:r>
-          <w:rPr>
-            <w:lang w:val="ru_RU" w:bidi="ru_RU"/>
-          </w:rPr>
-          <w:rPr>
-            <w:color w:val="0000EE"/>
-            <w:u w:val="single"/>
-          </w:rPr>
-          <w:t>Еф.2:1–3</w:t>
-        </w:r>
-      </w:hyperlink>
+      <w:r>
+        <w:rPr>
+          <w:lang w:val="ru_RU" w:bidi="ru_RU"/>
+        </w:rPr>
+        <w:t>Еф.2:1–3</w:t>
+      </w:r>
       <w:r>
         <w:rPr>
           <w:lang w:val="ru_RU" w:bidi="ru_RU"/>
         </w:rPr>
         <w:t>,</w:t>
       </w:r>
-      <w:hyperlink r:id="rId42">
-        <w:r>
-          <w:rPr>
-            <w:lang w:val="ru_RU" w:bidi="ru_RU"/>
-          </w:rPr>
-          <w:rPr>
-            <w:color w:val="0000EE"/>
-            <w:u w:val="single"/>
-          </w:rPr>
-          <w:t>12</w:t>
-        </w:r>
-      </w:hyperlink>
+      <w:r>
+        <w:rPr>
+          <w:lang w:val="ru_RU" w:bidi="ru_RU"/>
+        </w:rPr>
+        <w:t>12</w:t>
+      </w:r>
       <w:r>
         <w:rPr>
           <w:lang w:val="ru_RU" w:bidi="ru_RU"/>
         </w:rPr>
         <w:t xml:space="preserve">). Каждый человек виновен и осуждён перед вечным судом Бога, Который не может терпеть грех. Эта концепция может показаться суровой и вызывать тревожные чувства у современных читателей, которые не привыкли так мыслить. За ней стоит гораздо более сильное представление о грехе человека и абсолютной святости Бога, чем то, к которому привыкли большинство людей сегодня. Без Христа люди движимы грехом и подчинены дьяволу. Поэтому распространение Евангелия является важной миссией (см. </w:t>
       </w:r>
-      <w:hyperlink r:id="rId43">
-        <w:r>
-          <w:rPr>
-            <w:lang w:val="ru_RU" w:bidi="ru_RU"/>
-          </w:rPr>
-          <w:rPr>
-            <w:color w:val="0000EE"/>
-            <w:u w:val="single"/>
-          </w:rPr>
-          <w:t>Мк.16:15–16</w:t>
-        </w:r>
-      </w:hyperlink>
+      <w:r>
+        <w:rPr>
+          <w:lang w:val="ru_RU" w:bidi="ru_RU"/>
+        </w:rPr>
+        <w:t>Мк.16:15–16</w:t>
+      </w:r>
       <w:r>
         <w:rPr>
           <w:lang w:val="ru_RU" w:bidi="ru_RU"/>
         </w:rPr>
         <w:t xml:space="preserve">; ср. </w:t>
       </w:r>
-      <w:hyperlink r:id="rId44">
-        <w:r>
-          <w:rPr>
-            <w:lang w:val="ru_RU" w:bidi="ru_RU"/>
-          </w:rPr>
-          <w:rPr>
-            <w:color w:val="0000EE"/>
-            <w:u w:val="single"/>
-          </w:rPr>
-          <w:t>Рим.9:1–3</w:t>
-        </w:r>
-      </w:hyperlink>
+      <w:r>
+        <w:rPr>
+          <w:lang w:val="ru_RU" w:bidi="ru_RU"/>
+        </w:rPr>
+        <w:t>Рим.9:1–3</w:t>
+      </w:r>
       <w:r>
         <w:rPr>
           <w:lang w:val="ru_RU" w:bidi="ru_RU"/>
         </w:rPr>
         <w:t xml:space="preserve">; </w:t>
       </w:r>
-      <w:hyperlink r:id="rId45">
-        <w:r>
-          <w:rPr>
-            <w:lang w:val="ru_RU" w:bidi="ru_RU"/>
-          </w:rPr>
-          <w:rPr>
-            <w:color w:val="0000EE"/>
-            <w:u w:val="single"/>
-          </w:rPr>
-          <w:t>10:1</w:t>
-        </w:r>
-      </w:hyperlink>
+      <w:r>
+        <w:rPr>
+          <w:lang w:val="ru_RU" w:bidi="ru_RU"/>
+        </w:rPr>
+        <w:t>10:1</w:t>
+      </w:r>
       <w:r>
         <w:rPr>
           <w:lang w:val="ru_RU" w:bidi="ru_RU"/>
@@ -1171,108 +955,72 @@
         </w:rPr>
         <w:t xml:space="preserve">Единство Церкви. Удивительный замысел Бога заключается в том, чтобы принять язычников в Свою семью (см. </w:t>
       </w:r>
-      <w:hyperlink r:id="rId46">
-        <w:r>
-          <w:rPr>
-            <w:lang w:val="ru_RU" w:bidi="ru_RU"/>
-          </w:rPr>
-          <w:rPr>
-            <w:color w:val="0000EE"/>
-            <w:u w:val="single"/>
-          </w:rPr>
-          <w:t>Еф.2:11–3:6</w:t>
-        </w:r>
-      </w:hyperlink>
+      <w:r>
+        <w:rPr>
+          <w:lang w:val="ru_RU" w:bidi="ru_RU"/>
+        </w:rPr>
+        <w:t>Еф.2:11–3:6</w:t>
+      </w:r>
       <w:r>
         <w:rPr>
           <w:lang w:val="ru_RU" w:bidi="ru_RU"/>
         </w:rPr>
         <w:t xml:space="preserve">). Этнические различия не имеют значения для Бога, и они не должны иметь значения для Божьего народа (ср. </w:t>
       </w:r>
-      <w:hyperlink r:id="rId47">
-        <w:r>
-          <w:rPr>
-            <w:lang w:val="ru_RU" w:bidi="ru_RU"/>
-          </w:rPr>
-          <w:rPr>
-            <w:color w:val="0000EE"/>
-            <w:u w:val="single"/>
-          </w:rPr>
-          <w:t>Гал.3:28</w:t>
-        </w:r>
-      </w:hyperlink>
+      <w:r>
+        <w:rPr>
+          <w:lang w:val="ru_RU" w:bidi="ru_RU"/>
+        </w:rPr>
+        <w:t>Гал.3:28</w:t>
+      </w:r>
       <w:r>
         <w:rPr>
           <w:lang w:val="ru_RU" w:bidi="ru_RU"/>
         </w:rPr>
         <w:t xml:space="preserve">). Поскольку Бог объединил людей из всех этнических групп в Своей Церкви (см. </w:t>
       </w:r>
-      <w:hyperlink r:id="rId48">
-        <w:r>
-          <w:rPr>
-            <w:lang w:val="ru_RU" w:bidi="ru_RU"/>
-          </w:rPr>
-          <w:rPr>
-            <w:color w:val="0000EE"/>
-            <w:u w:val="single"/>
-          </w:rPr>
-          <w:t>Еф.2:14–17</w:t>
-        </w:r>
-      </w:hyperlink>
+      <w:r>
+        <w:rPr>
+          <w:lang w:val="ru_RU" w:bidi="ru_RU"/>
+        </w:rPr>
+        <w:t>Еф.2:14–17</w:t>
+      </w:r>
       <w:r>
         <w:rPr>
           <w:lang w:val="ru_RU" w:bidi="ru_RU"/>
         </w:rPr>
         <w:t xml:space="preserve">; </w:t>
       </w:r>
-      <w:hyperlink r:id="rId49">
-        <w:r>
-          <w:rPr>
-            <w:lang w:val="ru_RU" w:bidi="ru_RU"/>
-          </w:rPr>
-          <w:rPr>
-            <w:color w:val="0000EE"/>
-            <w:u w:val="single"/>
-          </w:rPr>
-          <w:t>3:6</w:t>
-        </w:r>
-      </w:hyperlink>
+      <w:r>
+        <w:rPr>
+          <w:lang w:val="ru_RU" w:bidi="ru_RU"/>
+        </w:rPr>
+        <w:t>3:6</w:t>
+      </w:r>
       <w:r>
         <w:rPr>
           <w:lang w:val="ru_RU" w:bidi="ru_RU"/>
         </w:rPr>
         <w:t xml:space="preserve">), то верующие должны тепло приветствовать и принимать друг друга в смирении, благодати и любви, не обращая внимания на этнические различия (см. </w:t>
       </w:r>
-      <w:hyperlink r:id="rId50">
-        <w:r>
-          <w:rPr>
-            <w:lang w:val="ru_RU" w:bidi="ru_RU"/>
-          </w:rPr>
-          <w:rPr>
-            <w:color w:val="0000EE"/>
-            <w:u w:val="single"/>
-          </w:rPr>
-          <w:t>Еф.4:1–6</w:t>
-        </w:r>
-      </w:hyperlink>
+      <w:r>
+        <w:rPr>
+          <w:lang w:val="ru_RU" w:bidi="ru_RU"/>
+        </w:rPr>
+        <w:t>Еф.4:1–6</w:t>
+      </w:r>
       <w:r>
         <w:rPr>
           <w:lang w:val="ru_RU" w:bidi="ru_RU"/>
         </w:rPr>
         <w:t xml:space="preserve">; </w:t>
       </w:r>
-      <w:hyperlink r:id="rId51">
-        <w:r>
-          <w:rPr>
-            <w:lang w:val="ru_RU" w:bidi="ru_RU"/>
-          </w:rPr>
-          <w:rPr>
-            <w:color w:val="0000EE"/>
-            <w:u w:val="single"/>
-          </w:rPr>
-          <w:t>Рим.15:5–7</w:t>
-        </w:r>
-      </w:hyperlink>
+      <w:r>
+        <w:rPr>
+          <w:lang w:val="ru_RU" w:bidi="ru_RU"/>
+        </w:rPr>
+        <w:t>Рим.15:5–7</w:t>
+      </w:r>
       <w:r>
         <w:rPr>
           <w:lang w:val="ru_RU" w:bidi="ru_RU"/>
@@ -1293,144 +1041,96 @@
         </w:rPr>
         <w:t xml:space="preserve">Уподобление Христу. В </w:t>
       </w:r>
-      <w:hyperlink r:id="rId20">
-        <w:r>
-          <w:rPr>
-            <w:lang w:val="ru_RU" w:bidi="ru_RU"/>
-          </w:rPr>
-          <w:rPr>
-            <w:color w:val="0000EE"/>
-            <w:u w:val="single"/>
-          </w:rPr>
-          <w:t>Послании к Ефесянам 4–6</w:t>
-        </w:r>
-      </w:hyperlink>
+      <w:r>
+        <w:rPr>
+          <w:lang w:val="ru_RU" w:bidi="ru_RU"/>
+        </w:rPr>
+        <w:t>Послании к Ефесянам 4–6</w:t>
+      </w:r>
       <w:r>
         <w:rPr>
           <w:lang w:val="ru_RU" w:bidi="ru_RU"/>
         </w:rPr>
         <w:t xml:space="preserve"> Павел даёт нам ясное представление о том, какой должна быть христианская жизнь. Верующие должны отвернуться от мрака своей прежней жизни и, наполненные Святым Духом, жить как новые люди света, стремясь только к тому, что является «благостью, праведностью, истинной» (</w:t>
       </w:r>
-      <w:hyperlink r:id="rId52">
-        <w:r>
-          <w:rPr>
-            <w:lang w:val="ru_RU" w:bidi="ru_RU"/>
-          </w:rPr>
-          <w:rPr>
-            <w:color w:val="0000EE"/>
-            <w:u w:val="single"/>
-          </w:rPr>
-          <w:t>Еф.5:9</w:t>
-        </w:r>
-      </w:hyperlink>
+      <w:r>
+        <w:rPr>
+          <w:lang w:val="ru_RU" w:bidi="ru_RU"/>
+        </w:rPr>
+        <w:t>Еф.5:9</w:t>
+      </w:r>
       <w:r>
         <w:rPr>
           <w:lang w:val="ru_RU" w:bidi="ru_RU"/>
         </w:rPr>
         <w:t xml:space="preserve">). Они должны проявлять мягкость, честность, уважение, доброту и любовь к другим. В отношении к Богу их жизнь должна быть наполнена чистотой, хвалой и благодарностью (см. </w:t>
       </w:r>
-      <w:hyperlink r:id="rId29">
-        <w:r>
-          <w:rPr>
-            <w:lang w:val="ru_RU" w:bidi="ru_RU"/>
-          </w:rPr>
-          <w:rPr>
-            <w:color w:val="0000EE"/>
-            <w:u w:val="single"/>
-          </w:rPr>
-          <w:t>Еф.4:17–5:20</w:t>
-        </w:r>
-      </w:hyperlink>
+      <w:r>
+        <w:rPr>
+          <w:lang w:val="ru_RU" w:bidi="ru_RU"/>
+        </w:rPr>
+        <w:t>Еф.4:17–5:20</w:t>
+      </w:r>
       <w:r>
         <w:rPr>
           <w:lang w:val="ru_RU" w:bidi="ru_RU"/>
         </w:rPr>
         <w:t xml:space="preserve">). Верующие должны становиться как Христос и отражать Его во всём, что они делают и говорят (см. </w:t>
       </w:r>
-      <w:hyperlink r:id="rId53">
-        <w:r>
-          <w:rPr>
-            <w:lang w:val="ru_RU" w:bidi="ru_RU"/>
-          </w:rPr>
-          <w:rPr>
-            <w:color w:val="0000EE"/>
-            <w:u w:val="single"/>
-          </w:rPr>
-          <w:t>Еф.4:13</w:t>
-        </w:r>
-      </w:hyperlink>
+      <w:r>
+        <w:rPr>
+          <w:lang w:val="ru_RU" w:bidi="ru_RU"/>
+        </w:rPr>
+        <w:t>Еф.4:13</w:t>
+      </w:r>
       <w:r>
         <w:rPr>
           <w:lang w:val="ru_RU" w:bidi="ru_RU"/>
         </w:rPr>
         <w:t>,</w:t>
       </w:r>
-      <w:hyperlink r:id="rId54">
-        <w:r>
-          <w:rPr>
-            <w:lang w:val="ru_RU" w:bidi="ru_RU"/>
-          </w:rPr>
-          <w:rPr>
-            <w:color w:val="0000EE"/>
-            <w:u w:val="single"/>
-          </w:rPr>
-          <w:t>15</w:t>
-        </w:r>
-      </w:hyperlink>
+      <w:r>
+        <w:rPr>
+          <w:lang w:val="ru_RU" w:bidi="ru_RU"/>
+        </w:rPr>
+        <w:t>15</w:t>
+      </w:r>
       <w:r>
         <w:rPr>
           <w:lang w:val="ru_RU" w:bidi="ru_RU"/>
         </w:rPr>
         <w:t xml:space="preserve">; </w:t>
       </w:r>
-      <w:hyperlink r:id="rId55">
-        <w:r>
-          <w:rPr>
-            <w:lang w:val="ru_RU" w:bidi="ru_RU"/>
-          </w:rPr>
-          <w:rPr>
-            <w:color w:val="0000EE"/>
-            <w:u w:val="single"/>
-          </w:rPr>
-          <w:t>Рим.8:29</w:t>
-        </w:r>
-      </w:hyperlink>
+      <w:r>
+        <w:rPr>
+          <w:lang w:val="ru_RU" w:bidi="ru_RU"/>
+        </w:rPr>
+        <w:t>Рим.8:29</w:t>
+      </w:r>
       <w:r>
         <w:rPr>
           <w:lang w:val="ru_RU" w:bidi="ru_RU"/>
         </w:rPr>
         <w:t xml:space="preserve">). Во Христе они были созданы заново, чтобы быть похожими на Бога (см. </w:t>
       </w:r>
-      <w:hyperlink r:id="rId56">
-        <w:r>
-          <w:rPr>
-            <w:lang w:val="ru_RU" w:bidi="ru_RU"/>
-          </w:rPr>
-          <w:rPr>
-            <w:color w:val="0000EE"/>
-            <w:u w:val="single"/>
-          </w:rPr>
-          <w:t>Еф.4:24</w:t>
-        </w:r>
-      </w:hyperlink>
+      <w:r>
+        <w:rPr>
+          <w:lang w:val="ru_RU" w:bidi="ru_RU"/>
+        </w:rPr>
+        <w:t>Еф.4:24</w:t>
+      </w:r>
       <w:r>
         <w:rPr>
           <w:lang w:val="ru_RU" w:bidi="ru_RU"/>
         </w:rPr>
         <w:t xml:space="preserve">; </w:t>
       </w:r>
-      <w:hyperlink r:id="rId57">
-        <w:r>
-          <w:rPr>
-            <w:lang w:val="ru_RU" w:bidi="ru_RU"/>
-          </w:rPr>
-          <w:rPr>
-            <w:color w:val="0000EE"/>
-            <w:u w:val="single"/>
-          </w:rPr>
-          <w:t>5:1–2</w:t>
-        </w:r>
-      </w:hyperlink>
+      <w:r>
+        <w:rPr>
+          <w:lang w:val="ru_RU" w:bidi="ru_RU"/>
+        </w:rPr>
+        <w:t>5:1–2</w:t>
+      </w:r>
       <w:r>
         <w:rPr>
           <w:lang w:val="ru_RU" w:bidi="ru_RU"/>
@@ -1451,18 +1151,12 @@
         </w:rPr>
         <w:t xml:space="preserve">Уважение и любовь в доме. В </w:t>
       </w:r>
-      <w:hyperlink r:id="rId30">
-        <w:r>
-          <w:rPr>
-            <w:lang w:val="ru_RU" w:bidi="ru_RU"/>
-          </w:rPr>
-          <w:rPr>
-            <w:color w:val="0000EE"/>
-            <w:u w:val="single"/>
-          </w:rPr>
-          <w:t>Еф.5:21–6:9</w:t>
-        </w:r>
-      </w:hyperlink>
+      <w:r>
+        <w:rPr>
+          <w:lang w:val="ru_RU" w:bidi="ru_RU"/>
+        </w:rPr>
+        <w:t>Еф.5:21–6:9</w:t>
+      </w:r>
       <w:r>
         <w:rPr>
           <w:lang w:val="ru_RU" w:bidi="ru_RU"/>
@@ -1483,18 +1177,12 @@
         </w:rPr>
         <w:t xml:space="preserve">Духовная война. </w:t>
       </w:r>
-      <w:hyperlink r:id="rId31">
-        <w:r>
-          <w:rPr>
-            <w:lang w:val="ru_RU" w:bidi="ru_RU"/>
-          </w:rPr>
-          <w:rPr>
-            <w:color w:val="0000EE"/>
-            <w:u w:val="single"/>
-          </w:rPr>
-          <w:t>Послание к Ефесянам 6:10–20</w:t>
-        </w:r>
-      </w:hyperlink>
+      <w:r>
+        <w:rPr>
+          <w:lang w:val="ru_RU" w:bidi="ru_RU"/>
+        </w:rPr>
+        <w:t>Послание к Ефесянам 6:10–20</w:t>
+      </w:r>
       <w:r>
         <w:rPr>
           <w:lang w:val="ru_RU" w:bidi="ru_RU"/>
